--- a/downloads/intro-transcript-outro/24_E15.docx
+++ b/downloads/intro-transcript-outro/24_E15.docx
@@ -34,7 +34,23 @@
         <w:rPr>
           <w:color w:val="2EAF7D"/>
         </w:rPr>
-        <w:t xml:space="preserve">Capsule à venir : ce que regardent les investisseurs — équipe, marché, PI, trajectoire de dérisquage — pas seulement la techno.</w:t>
+        <w:t xml:space="preserve">Vous avez la chaîne des sources. L’investisseur, lui, choisit où poser son risque.</w:t>
+      </w:r>
+    </w:p>
+    <w:p>
+      <w:r>
+        <w:rPr>
+          <w:color w:val="2EAF7D"/>
+        </w:rPr>
+        <w:t xml:space="preserve">Il ne paie pas une publication. Il parie sur une équipe, un marché, une PI, une trajectoire de dérisquage.</w:t>
+      </w:r>
+    </w:p>
+    <w:p>
+      <w:r>
+        <w:rPr>
+          <w:color w:val="2EAF7D"/>
+        </w:rPr>
+        <w:t xml:space="preserve">Écoutez ce qu’il veut voir diminuer à chaque jalon — c’est le même vocabulaire que Virginia, vu de l’autre côté de la table.</w:t>
       </w:r>
     </w:p>
     <w:p>
@@ -69,7 +85,15 @@
         <w:rPr>
           <w:color w:val="F48C2E"/>
         </w:rPr>
-        <w:t xml:space="preserve">Un investisseur n’achète pas un article. Il prend un risque qu’il veut voir diminuer à chaque jalon.</w:t>
+        <w:t xml:space="preserve">Un investisseur maximise la valeur de son engagement en minimisant son risque. C’est clair.</w:t>
+      </w:r>
+    </w:p>
+    <w:p>
+      <w:r>
+        <w:rPr>
+          <w:color w:val="F48C2E"/>
+        </w:rPr>
+        <w:t xml:space="preserve">Le module 4 change encore de pièce : l’équipe, la posture, le contrat entre fondateurs. Parce que, vous l’entendrez, on ne lève pas des fonds tout seul, et on ne parle pas la même langue au laboratoire et devant un partenaire.</w:t>
       </w:r>
     </w:p>
     <w:sectPr>
